--- a/ML_RESOURCES.docx
+++ b/ML_RESOURCES.docx
@@ -8,8 +8,8 @@
         <w:rPr>
           <w:b/>
           <w:bCs/>
-          <w:sz w:val="24"/>
-          <w:szCs w:val="24"/>
+          <w:sz w:val="32"/>
+          <w:szCs w:val="32"/>
           <w:lang w:val="en-GB"/>
         </w:rPr>
       </w:pPr>
@@ -17,8 +17,8 @@
         <w:rPr>
           <w:b/>
           <w:bCs/>
-          <w:sz w:val="24"/>
-          <w:szCs w:val="24"/>
+          <w:sz w:val="32"/>
+          <w:szCs w:val="32"/>
           <w:lang w:val="en-GB"/>
         </w:rPr>
         <w:t>MACHINE LEARNING RESOURCES</w:t>
@@ -82,25 +82,7 @@
             <w:szCs w:val="24"/>
             <w:lang w:val="en-GB"/>
           </w:rPr>
-          <w:t>https://youtu.be/xLdvMG5qA</w:t>
-        </w:r>
-        <w:r>
-          <w:rPr>
-            <w:rStyle w:val="Hyperlink"/>
-            <w:sz w:val="24"/>
-            <w:szCs w:val="24"/>
-            <w:lang w:val="en-GB"/>
-          </w:rPr>
-          <w:t>m</w:t>
-        </w:r>
-        <w:r>
-          <w:rPr>
-            <w:rStyle w:val="Hyperlink"/>
-            <w:sz w:val="24"/>
-            <w:szCs w:val="24"/>
-            <w:lang w:val="en-GB"/>
-          </w:rPr>
-          <w:t>o?si=7Sbg4WXFeqf8j2mF</w:t>
+          <w:t>https://youtu.be/xLdvMG5qAmo?si=7Sbg4WXFeqf8j2mF</w:t>
         </w:r>
       </w:hyperlink>
     </w:p>
@@ -187,15 +169,6 @@
       </w:hyperlink>
     </w:p>
     <w:p>
-      <w:pPr>
-        <w:rPr>
-          <w:b/>
-          <w:bCs/>
-          <w:sz w:val="24"/>
-          <w:szCs w:val="24"/>
-          <w:lang w:val="en-GB"/>
-        </w:rPr>
-      </w:pPr>
       <w:r>
         <w:rPr>
           <w:b/>
@@ -221,6 +194,206 @@
             <w:rStyle w:val="Hyperlink"/>
           </w:rPr>
           <w:t>https://youtu.be/JmAVQ5fDikk?si=7ZO2K-QJFZ1IxOTg</w:t>
+        </w:r>
+      </w:hyperlink>
+    </w:p>
+    <w:p>
+      <w:pPr>
+        <w:rPr>
+          <w:b/>
+          <w:bCs/>
+          <w:sz w:val="24"/>
+          <w:szCs w:val="24"/>
+        </w:rPr>
+      </w:pPr>
+      <w:r>
+        <w:rPr>
+          <w:b/>
+          <w:bCs/>
+          <w:sz w:val="24"/>
+          <w:szCs w:val="24"/>
+        </w:rPr>
+        <w:t>Randon Forest –</w:t>
+      </w:r>
+      <w:r>
+        <w:rPr>
+          <w:b/>
+          <w:bCs/>
+          <w:sz w:val="24"/>
+          <w:szCs w:val="24"/>
+        </w:rPr>
+        <w:t xml:space="preserve"> </w:t>
+      </w:r>
+      <w:hyperlink r:id="rId10" w:history="1">
+        <w:r>
+          <w:rPr>
+            <w:rStyle w:val="Hyperlink"/>
+            <w:sz w:val="24"/>
+            <w:szCs w:val="24"/>
+            <w:lang w:val="en-GB"/>
+          </w:rPr>
+          <w:t>https://youtu.be/JxgmHe2NyeY?si=DAptchteAdSaSKVF</w:t>
+        </w:r>
+      </w:hyperlink>
+    </w:p>
+    <w:p>
+      <w:pPr>
+        <w:rPr>
+          <w:b/>
+          <w:bCs/>
+          <w:sz w:val="24"/>
+          <w:szCs w:val="24"/>
+        </w:rPr>
+      </w:pPr>
+      <w:proofErr w:type="spellStart"/>
+      <w:r>
+        <w:rPr>
+          <w:b/>
+          <w:bCs/>
+          <w:sz w:val="24"/>
+          <w:szCs w:val="24"/>
+        </w:rPr>
+        <w:t>Adaboost</w:t>
+      </w:r>
+      <w:proofErr w:type="spellEnd"/>
+      <w:r>
+        <w:rPr>
+          <w:b/>
+          <w:bCs/>
+          <w:sz w:val="24"/>
+          <w:szCs w:val="24"/>
+        </w:rPr>
+        <w:t xml:space="preserve"> – </w:t>
+      </w:r>
+      <w:hyperlink r:id="rId11" w:history="1">
+        <w:r>
+          <w:rPr>
+            <w:rStyle w:val="Hyperlink"/>
+            <w:sz w:val="24"/>
+            <w:szCs w:val="24"/>
+            <w:lang w:val="en-GB"/>
+          </w:rPr>
+          <w:t>https://youtu.be/JxgmHe2NyeY?si=DAptchteAdSaSKVF</w:t>
+        </w:r>
+      </w:hyperlink>
+    </w:p>
+    <w:p>
+      <w:pPr>
+        <w:rPr>
+          <w:b/>
+          <w:bCs/>
+          <w:sz w:val="24"/>
+          <w:szCs w:val="24"/>
+        </w:rPr>
+      </w:pPr>
+      <w:r>
+        <w:rPr>
+          <w:b/>
+          <w:bCs/>
+          <w:sz w:val="24"/>
+          <w:szCs w:val="24"/>
+        </w:rPr>
+        <w:t>K means Clustering</w:t>
+      </w:r>
+      <w:r>
+        <w:rPr>
+          <w:b/>
+          <w:bCs/>
+          <w:sz w:val="24"/>
+          <w:szCs w:val="24"/>
+        </w:rPr>
+        <w:t xml:space="preserve">, Hierarchal Clustering &amp; DBSCAN </w:t>
+      </w:r>
+      <w:r>
+        <w:rPr>
+          <w:b/>
+          <w:bCs/>
+          <w:sz w:val="24"/>
+          <w:szCs w:val="24"/>
+        </w:rPr>
+        <w:t xml:space="preserve">– </w:t>
+      </w:r>
+      <w:hyperlink r:id="rId12" w:history="1">
+        <w:r>
+          <w:rPr>
+            <w:rStyle w:val="Hyperlink"/>
+            <w:sz w:val="24"/>
+            <w:szCs w:val="24"/>
+            <w:lang w:val="en-GB"/>
+          </w:rPr>
+          <w:t>https://youtu.be/JxgmHe2NyeY?si=DAptchteAdSaSKVF</w:t>
+        </w:r>
+      </w:hyperlink>
+    </w:p>
+    <w:p>
+      <w:pPr>
+        <w:rPr>
+          <w:b/>
+          <w:bCs/>
+          <w:sz w:val="24"/>
+          <w:szCs w:val="24"/>
+        </w:rPr>
+      </w:pPr>
+      <w:proofErr w:type="spellStart"/>
+      <w:r>
+        <w:rPr>
+          <w:b/>
+          <w:bCs/>
+          <w:sz w:val="24"/>
+          <w:szCs w:val="24"/>
+        </w:rPr>
+        <w:t>XGboost</w:t>
+      </w:r>
+      <w:proofErr w:type="spellEnd"/>
+      <w:r>
+        <w:rPr>
+          <w:b/>
+          <w:bCs/>
+          <w:sz w:val="24"/>
+          <w:szCs w:val="24"/>
+        </w:rPr>
+        <w:t xml:space="preserve"> – </w:t>
+      </w:r>
+      <w:hyperlink r:id="rId13" w:history="1">
+        <w:r>
+          <w:rPr>
+            <w:rStyle w:val="Hyperlink"/>
+            <w:sz w:val="24"/>
+            <w:szCs w:val="24"/>
+            <w:lang w:val="en-GB"/>
+          </w:rPr>
+          <w:t>https://youtu.be/JxgmHe2NyeY?si=DAptchteAdSaSKVF</w:t>
+        </w:r>
+      </w:hyperlink>
+    </w:p>
+    <w:p>
+      <w:pPr>
+        <w:rPr>
+          <w:b/>
+          <w:bCs/>
+          <w:sz w:val="28"/>
+          <w:szCs w:val="28"/>
+          <w:lang w:val="en-GB"/>
+        </w:rPr>
+      </w:pPr>
+      <w:r>
+        <w:rPr>
+          <w:b/>
+          <w:bCs/>
+          <w:sz w:val="24"/>
+          <w:szCs w:val="24"/>
+        </w:rPr>
+        <w:t xml:space="preserve">SVM - </w:t>
+      </w:r>
+      <w:hyperlink r:id="rId14" w:history="1">
+        <w:r>
+          <w:rPr>
+            <w:rStyle w:val="Hyperlink"/>
+            <w:sz w:val="24"/>
+            <w:szCs w:val="24"/>
+            <w:lang w:val="en-GB"/>
+          </w:rPr>
+          <w:t>https://youtu.be/JxgmHe2NyeY?si=DAptchteAdSaSKVF</w:t>
         </w:r>
       </w:hyperlink>
     </w:p>
